--- a/flow/20230914_vu_template/drafts/2024-03-g/11-ПН-Софронія.docx
+++ b/flow/20230914_vu_template/drafts/2024-03-g/11-ПН-Софронія.docx
@@ -3562,28 +3562,76 @@
     </w:p>
     <w:p>
       <w:pPr>
-        <w:spacing w:after="120" w:lineRule="auto"/>
-        <w:jc w:val="both"/>
-        <w:rPr>
-          <w:rFonts w:ascii="Times New Roman" w:cs="Times New Roman" w:eastAsia="Times New Roman" w:hAnsi="Times New Roman"/>
-          <w:sz w:val="24"/>
-          <w:szCs w:val="24"/>
-        </w:rPr>
-      </w:pPr>
-      <w:r>
-        <w:rPr>
-          <w:rFonts w:ascii="Times New Roman" w:cs="Times New Roman" w:eastAsia="Times New Roman" w:hAnsi="Times New Roman"/>
-          <w:i w:val="1"/>
-          <w:color w:val="ff0000"/>
-          <w:sz w:val="24"/>
-          <w:szCs w:val="24"/>
-          <w:rtl w:val="0"/>
-        </w:rPr>
-        <w:t xml:space="preserve">(г. 2, подібний: Коли з дерева):</w:t>
-      </w:r>
-      <w:r>
-        <w:rPr>
-          <w:rFonts w:ascii="Times New Roman" w:cs="Times New Roman" w:eastAsia="Times New Roman" w:hAnsi="Times New Roman"/>
+        <w:pStyle w:val="Normal"/>
+      </w:pPr>
+      <w:r>
+        <w:rPr>
+          <w:rFonts w:ascii="Times New Roman" w:hAnsi="Times New Roman"/>
+          <w:i/>
+          <w:color w:val="FF0000"/>
+          <w:sz w:val="24"/>
+        </w:rPr>
+        <w:t>(г. 4, подібний: Як хороброго):</w:t>
+      </w:r>
+      <w:r>
+        <w:rPr>
+          <w:rFonts w:ascii="Times New Roman" w:hAnsi="Times New Roman"/>
+          <w:sz w:val="24"/>
+        </w:rPr>
+        <w:t xml:space="preserve"> Провидінням Бо́жим* прозорли́во на́званий Софро́нієм* – однойме́нний цілісній му́дрості,* – цілому́дренним був ти діла́ми* і справедли́вим, му́жнім і му́дрим,* іменни́ми твоїми чесно́тами досто́йно увінчаний,* му́дро вмів ти відда́ти нале́жне обо́м* – і душі, і тілові,* як суддя́ і розпоря́дник найуміліший.</w:t>
+      </w:r>
+    </w:p>
+    <w:p>
+      <w:pPr>
+        <w:spacing w:after="120" w:lineRule="auto"/>
+        <w:jc w:val="center"/>
+        <w:rPr>
+          <w:rFonts w:ascii="Times New Roman" w:cs="Times New Roman" w:eastAsia="Times New Roman" w:hAnsi="Times New Roman"/>
+          <w:b w:val="1"/>
+          <w:i w:val="1"/>
+          <w:color w:val="ff0000"/>
+          <w:sz w:val="24"/>
+          <w:szCs w:val="24"/>
+        </w:rPr>
+      </w:pPr>
+      <w:r>
+        <w:rPr>
+          <w:rFonts w:ascii="Times New Roman" w:cs="Times New Roman" w:eastAsia="Times New Roman" w:hAnsi="Times New Roman"/>
+          <w:b w:val="1"/>
+          <w:i w:val="1"/>
+          <w:color w:val="ff0000"/>
+          <w:sz w:val="24"/>
+          <w:szCs w:val="24"/>
+          <w:rtl w:val="0"/>
+        </w:rPr>
+        <w:t xml:space="preserve">Псалом 116</w:t>
+      </w:r>
+    </w:p>
+    <w:p>
+      <w:pPr>
+        <w:spacing w:after="120" w:lineRule="auto"/>
+        <w:jc w:val="both"/>
+        <w:rPr>
+          <w:rFonts w:ascii="Times New Roman" w:cs="Times New Roman" w:eastAsia="Times New Roman" w:hAnsi="Times New Roman"/>
+          <w:sz w:val="24"/>
+          <w:szCs w:val="24"/>
+        </w:rPr>
+      </w:pPr>
+      <w:r>
+        <w:rPr>
+          <w:rFonts w:ascii="Times New Roman" w:cs="Times New Roman" w:eastAsia="Times New Roman" w:hAnsi="Times New Roman"/>
+          <w:i w:val="1"/>
+          <w:color w:val="ff0000"/>
+          <w:sz w:val="24"/>
+          <w:szCs w:val="24"/>
+          <w:rtl w:val="0"/>
+        </w:rPr>
+        <w:t xml:space="preserve">Стих:</w:t>
+      </w:r>
+      <w:r>
+        <w:rPr>
+          <w:rFonts w:ascii="Times New Roman" w:cs="Times New Roman" w:eastAsia="Times New Roman" w:hAnsi="Times New Roman"/>
+          <w:i w:val="1"/>
           <w:sz w:val="24"/>
           <w:szCs w:val="24"/>
           <w:rtl w:val="0"/>
@@ -3593,452 +3641,40 @@
       <w:r>
         <w:rPr>
           <w:rFonts w:ascii="Times New Roman" w:cs="Times New Roman" w:eastAsia="Times New Roman" w:hAnsi="Times New Roman"/>
-          <w:color w:val="000000"/>
-          <w:sz w:val="24"/>
-          <w:szCs w:val="24"/>
-          <w:rtl w:val="0"/>
-        </w:rPr>
-        <w:t xml:space="preserve">Вірою і любо</w:t>
-      </w:r>
-      <w:r>
-        <w:rPr>
-          <w:rFonts w:ascii="Times New Roman" w:cs="Times New Roman" w:eastAsia="Times New Roman" w:hAnsi="Times New Roman"/>
-          <w:sz w:val="24"/>
-          <w:szCs w:val="24"/>
-          <w:rtl w:val="0"/>
-        </w:rPr>
-        <w:t xml:space="preserve">́</w:t>
-      </w:r>
-      <w:r>
-        <w:rPr>
-          <w:rFonts w:ascii="Times New Roman" w:cs="Times New Roman" w:eastAsia="Times New Roman" w:hAnsi="Times New Roman"/>
-          <w:color w:val="000000"/>
-          <w:sz w:val="24"/>
-          <w:szCs w:val="24"/>
-          <w:rtl w:val="0"/>
-        </w:rPr>
-        <w:t xml:space="preserve">в’ю істинною світу зрікшись, Отче,* від младе</w:t>
-      </w:r>
-      <w:r>
-        <w:rPr>
-          <w:rFonts w:ascii="Times New Roman" w:cs="Times New Roman" w:eastAsia="Times New Roman" w:hAnsi="Times New Roman"/>
-          <w:sz w:val="24"/>
-          <w:szCs w:val="24"/>
-          <w:rtl w:val="0"/>
-        </w:rPr>
-        <w:t xml:space="preserve">́</w:t>
-      </w:r>
-      <w:r>
-        <w:rPr>
-          <w:rFonts w:ascii="Times New Roman" w:cs="Times New Roman" w:eastAsia="Times New Roman" w:hAnsi="Times New Roman"/>
-          <w:color w:val="000000"/>
-          <w:sz w:val="24"/>
-          <w:szCs w:val="24"/>
-          <w:rtl w:val="0"/>
-        </w:rPr>
-        <w:t xml:space="preserve">нства, преподо</w:t>
-      </w:r>
-      <w:r>
-        <w:rPr>
-          <w:rFonts w:ascii="Times New Roman" w:cs="Times New Roman" w:eastAsia="Times New Roman" w:hAnsi="Times New Roman"/>
-          <w:sz w:val="24"/>
-          <w:szCs w:val="24"/>
-          <w:rtl w:val="0"/>
-        </w:rPr>
-        <w:t xml:space="preserve">́</w:t>
-      </w:r>
-      <w:r>
-        <w:rPr>
-          <w:rFonts w:ascii="Times New Roman" w:cs="Times New Roman" w:eastAsia="Times New Roman" w:hAnsi="Times New Roman"/>
-          <w:color w:val="000000"/>
-          <w:sz w:val="24"/>
-          <w:szCs w:val="24"/>
-          <w:rtl w:val="0"/>
-        </w:rPr>
-        <w:t xml:space="preserve">бний,* ра</w:t>
-      </w:r>
-      <w:r>
-        <w:rPr>
-          <w:rFonts w:ascii="Times New Roman" w:cs="Times New Roman" w:eastAsia="Times New Roman" w:hAnsi="Times New Roman"/>
-          <w:sz w:val="24"/>
-          <w:szCs w:val="24"/>
-          <w:rtl w:val="0"/>
-        </w:rPr>
-        <w:t xml:space="preserve">́</w:t>
-      </w:r>
-      <w:r>
-        <w:rPr>
-          <w:rFonts w:ascii="Times New Roman" w:cs="Times New Roman" w:eastAsia="Times New Roman" w:hAnsi="Times New Roman"/>
-          <w:color w:val="000000"/>
-          <w:sz w:val="24"/>
-          <w:szCs w:val="24"/>
-          <w:rtl w:val="0"/>
-        </w:rPr>
-        <w:t xml:space="preserve">дісно послідував ти за розп’я</w:t>
-      </w:r>
-      <w:r>
-        <w:rPr>
-          <w:rFonts w:ascii="Times New Roman" w:cs="Times New Roman" w:eastAsia="Times New Roman" w:hAnsi="Times New Roman"/>
-          <w:sz w:val="24"/>
-          <w:szCs w:val="24"/>
-          <w:rtl w:val="0"/>
-        </w:rPr>
-        <w:t xml:space="preserve">́</w:t>
-      </w:r>
-      <w:r>
-        <w:rPr>
-          <w:rFonts w:ascii="Times New Roman" w:cs="Times New Roman" w:eastAsia="Times New Roman" w:hAnsi="Times New Roman"/>
-          <w:color w:val="000000"/>
-          <w:sz w:val="24"/>
-          <w:szCs w:val="24"/>
-          <w:rtl w:val="0"/>
-        </w:rPr>
-        <w:t xml:space="preserve">тим Христо</w:t>
-      </w:r>
-      <w:r>
-        <w:rPr>
-          <w:rFonts w:ascii="Times New Roman" w:cs="Times New Roman" w:eastAsia="Times New Roman" w:hAnsi="Times New Roman"/>
-          <w:sz w:val="24"/>
-          <w:szCs w:val="24"/>
-          <w:rtl w:val="0"/>
-        </w:rPr>
-        <w:t xml:space="preserve">́</w:t>
-      </w:r>
-      <w:r>
-        <w:rPr>
-          <w:rFonts w:ascii="Times New Roman" w:cs="Times New Roman" w:eastAsia="Times New Roman" w:hAnsi="Times New Roman"/>
-          <w:color w:val="000000"/>
-          <w:sz w:val="24"/>
-          <w:szCs w:val="24"/>
-          <w:rtl w:val="0"/>
-        </w:rPr>
-        <w:t xml:space="preserve">м,* і мно</w:t>
-      </w:r>
-      <w:r>
-        <w:rPr>
-          <w:rFonts w:ascii="Times New Roman" w:cs="Times New Roman" w:eastAsia="Times New Roman" w:hAnsi="Times New Roman"/>
-          <w:sz w:val="24"/>
-          <w:szCs w:val="24"/>
-          <w:rtl w:val="0"/>
-        </w:rPr>
-        <w:t xml:space="preserve">́</w:t>
-      </w:r>
-      <w:r>
-        <w:rPr>
-          <w:rFonts w:ascii="Times New Roman" w:cs="Times New Roman" w:eastAsia="Times New Roman" w:hAnsi="Times New Roman"/>
-          <w:color w:val="000000"/>
-          <w:sz w:val="24"/>
-          <w:szCs w:val="24"/>
-          <w:rtl w:val="0"/>
-        </w:rPr>
-        <w:t xml:space="preserve">гими по</w:t>
-      </w:r>
-      <w:r>
-        <w:rPr>
-          <w:rFonts w:ascii="Times New Roman" w:cs="Times New Roman" w:eastAsia="Times New Roman" w:hAnsi="Times New Roman"/>
-          <w:sz w:val="24"/>
-          <w:szCs w:val="24"/>
-          <w:rtl w:val="0"/>
-        </w:rPr>
-        <w:t xml:space="preserve">́</w:t>
-      </w:r>
-      <w:r>
-        <w:rPr>
-          <w:rFonts w:ascii="Times New Roman" w:cs="Times New Roman" w:eastAsia="Times New Roman" w:hAnsi="Times New Roman"/>
-          <w:color w:val="000000"/>
-          <w:sz w:val="24"/>
-          <w:szCs w:val="24"/>
-          <w:rtl w:val="0"/>
-        </w:rPr>
-        <w:t xml:space="preserve">двигами плоть умертви</w:t>
-      </w:r>
-      <w:r>
-        <w:rPr>
-          <w:rFonts w:ascii="Times New Roman" w:cs="Times New Roman" w:eastAsia="Times New Roman" w:hAnsi="Times New Roman"/>
-          <w:sz w:val="24"/>
-          <w:szCs w:val="24"/>
-          <w:rtl w:val="0"/>
-        </w:rPr>
-        <w:t xml:space="preserve">́</w:t>
-      </w:r>
-      <w:r>
-        <w:rPr>
-          <w:rFonts w:ascii="Times New Roman" w:cs="Times New Roman" w:eastAsia="Times New Roman" w:hAnsi="Times New Roman"/>
-          <w:color w:val="000000"/>
-          <w:sz w:val="24"/>
-          <w:szCs w:val="24"/>
-          <w:rtl w:val="0"/>
-        </w:rPr>
-        <w:t xml:space="preserve">вши,* благода</w:t>
-      </w:r>
-      <w:r>
-        <w:rPr>
-          <w:rFonts w:ascii="Times New Roman" w:cs="Times New Roman" w:eastAsia="Times New Roman" w:hAnsi="Times New Roman"/>
-          <w:sz w:val="24"/>
-          <w:szCs w:val="24"/>
-          <w:rtl w:val="0"/>
-        </w:rPr>
-        <w:t xml:space="preserve">́</w:t>
-      </w:r>
-      <w:r>
-        <w:rPr>
-          <w:rFonts w:ascii="Times New Roman" w:cs="Times New Roman" w:eastAsia="Times New Roman" w:hAnsi="Times New Roman"/>
-          <w:color w:val="000000"/>
-          <w:sz w:val="24"/>
-          <w:szCs w:val="24"/>
-          <w:rtl w:val="0"/>
-        </w:rPr>
-        <w:t xml:space="preserve">ть зцілень го</w:t>
-      </w:r>
-      <w:r>
-        <w:rPr>
-          <w:rFonts w:ascii="Times New Roman" w:cs="Times New Roman" w:eastAsia="Times New Roman" w:hAnsi="Times New Roman"/>
-          <w:sz w:val="24"/>
-          <w:szCs w:val="24"/>
-          <w:rtl w:val="0"/>
-        </w:rPr>
-        <w:t xml:space="preserve">́</w:t>
-      </w:r>
-      <w:r>
-        <w:rPr>
-          <w:rFonts w:ascii="Times New Roman" w:cs="Times New Roman" w:eastAsia="Times New Roman" w:hAnsi="Times New Roman"/>
-          <w:color w:val="000000"/>
-          <w:sz w:val="24"/>
-          <w:szCs w:val="24"/>
-          <w:rtl w:val="0"/>
-        </w:rPr>
-        <w:t xml:space="preserve">йно прийня</w:t>
-      </w:r>
-      <w:r>
-        <w:rPr>
-          <w:rFonts w:ascii="Times New Roman" w:cs="Times New Roman" w:eastAsia="Times New Roman" w:hAnsi="Times New Roman"/>
-          <w:sz w:val="24"/>
-          <w:szCs w:val="24"/>
-          <w:rtl w:val="0"/>
-        </w:rPr>
-        <w:t xml:space="preserve">́</w:t>
-      </w:r>
-      <w:r>
-        <w:rPr>
-          <w:rFonts w:ascii="Times New Roman" w:cs="Times New Roman" w:eastAsia="Times New Roman" w:hAnsi="Times New Roman"/>
-          <w:color w:val="000000"/>
-          <w:sz w:val="24"/>
-          <w:szCs w:val="24"/>
-          <w:rtl w:val="0"/>
-        </w:rPr>
-        <w:t xml:space="preserve">в єси</w:t>
-      </w:r>
-      <w:r>
-        <w:rPr>
-          <w:rFonts w:ascii="Times New Roman" w:cs="Times New Roman" w:eastAsia="Times New Roman" w:hAnsi="Times New Roman"/>
-          <w:sz w:val="24"/>
-          <w:szCs w:val="24"/>
-          <w:rtl w:val="0"/>
-        </w:rPr>
-        <w:t xml:space="preserve">́</w:t>
-      </w:r>
-      <w:r>
-        <w:rPr>
-          <w:rFonts w:ascii="Times New Roman" w:cs="Times New Roman" w:eastAsia="Times New Roman" w:hAnsi="Times New Roman"/>
-          <w:color w:val="000000"/>
-          <w:sz w:val="24"/>
-          <w:szCs w:val="24"/>
-          <w:rtl w:val="0"/>
-        </w:rPr>
-        <w:t xml:space="preserve">,* тамува</w:t>
-      </w:r>
-      <w:r>
-        <w:rPr>
-          <w:rFonts w:ascii="Times New Roman" w:cs="Times New Roman" w:eastAsia="Times New Roman" w:hAnsi="Times New Roman"/>
-          <w:sz w:val="24"/>
-          <w:szCs w:val="24"/>
-          <w:rtl w:val="0"/>
-        </w:rPr>
-        <w:t xml:space="preserve">́</w:t>
-      </w:r>
-      <w:r>
-        <w:rPr>
-          <w:rFonts w:ascii="Times New Roman" w:cs="Times New Roman" w:eastAsia="Times New Roman" w:hAnsi="Times New Roman"/>
-          <w:color w:val="000000"/>
-          <w:sz w:val="24"/>
-          <w:szCs w:val="24"/>
-          <w:rtl w:val="0"/>
-        </w:rPr>
-        <w:t xml:space="preserve">ти розмаїті не</w:t>
-      </w:r>
-      <w:r>
-        <w:rPr>
-          <w:rFonts w:ascii="Times New Roman" w:cs="Times New Roman" w:eastAsia="Times New Roman" w:hAnsi="Times New Roman"/>
-          <w:sz w:val="24"/>
-          <w:szCs w:val="24"/>
-          <w:rtl w:val="0"/>
-        </w:rPr>
-        <w:t xml:space="preserve">́</w:t>
-      </w:r>
-      <w:r>
-        <w:rPr>
-          <w:rFonts w:ascii="Times New Roman" w:cs="Times New Roman" w:eastAsia="Times New Roman" w:hAnsi="Times New Roman"/>
-          <w:color w:val="000000"/>
-          <w:sz w:val="24"/>
-          <w:szCs w:val="24"/>
-          <w:rtl w:val="0"/>
-        </w:rPr>
-        <w:t xml:space="preserve">мочі і ду</w:t>
-      </w:r>
-      <w:r>
-        <w:rPr>
-          <w:rFonts w:ascii="Times New Roman" w:cs="Times New Roman" w:eastAsia="Times New Roman" w:hAnsi="Times New Roman"/>
-          <w:sz w:val="24"/>
-          <w:szCs w:val="24"/>
-          <w:rtl w:val="0"/>
-        </w:rPr>
-        <w:t xml:space="preserve">́</w:t>
-      </w:r>
-      <w:r>
-        <w:rPr>
-          <w:rFonts w:ascii="Times New Roman" w:cs="Times New Roman" w:eastAsia="Times New Roman" w:hAnsi="Times New Roman"/>
-          <w:color w:val="000000"/>
-          <w:sz w:val="24"/>
-          <w:szCs w:val="24"/>
-          <w:rtl w:val="0"/>
-        </w:rPr>
-        <w:t xml:space="preserve">хів лука</w:t>
-      </w:r>
-      <w:r>
-        <w:rPr>
-          <w:rFonts w:ascii="Times New Roman" w:cs="Times New Roman" w:eastAsia="Times New Roman" w:hAnsi="Times New Roman"/>
-          <w:sz w:val="24"/>
-          <w:szCs w:val="24"/>
-          <w:rtl w:val="0"/>
-        </w:rPr>
-        <w:t xml:space="preserve">́</w:t>
-      </w:r>
-      <w:r>
-        <w:rPr>
-          <w:rFonts w:ascii="Times New Roman" w:cs="Times New Roman" w:eastAsia="Times New Roman" w:hAnsi="Times New Roman"/>
-          <w:color w:val="000000"/>
-          <w:sz w:val="24"/>
-          <w:szCs w:val="24"/>
-          <w:rtl w:val="0"/>
-        </w:rPr>
-        <w:t xml:space="preserve">вства проганя</w:t>
-      </w:r>
-      <w:r>
-        <w:rPr>
-          <w:rFonts w:ascii="Times New Roman" w:cs="Times New Roman" w:eastAsia="Times New Roman" w:hAnsi="Times New Roman"/>
-          <w:sz w:val="24"/>
-          <w:szCs w:val="24"/>
-          <w:rtl w:val="0"/>
-        </w:rPr>
-        <w:t xml:space="preserve">́</w:t>
-      </w:r>
-      <w:r>
-        <w:rPr>
-          <w:rFonts w:ascii="Times New Roman" w:cs="Times New Roman" w:eastAsia="Times New Roman" w:hAnsi="Times New Roman"/>
-          <w:color w:val="000000"/>
-          <w:sz w:val="24"/>
-          <w:szCs w:val="24"/>
-          <w:rtl w:val="0"/>
-        </w:rPr>
-        <w:t xml:space="preserve">ти,* ста</w:t>
-      </w:r>
-      <w:r>
-        <w:rPr>
-          <w:rFonts w:ascii="Times New Roman" w:cs="Times New Roman" w:eastAsia="Times New Roman" w:hAnsi="Times New Roman"/>
-          <w:sz w:val="24"/>
-          <w:szCs w:val="24"/>
-          <w:rtl w:val="0"/>
-        </w:rPr>
-        <w:t xml:space="preserve">́</w:t>
-      </w:r>
-      <w:r>
-        <w:rPr>
-          <w:rFonts w:ascii="Times New Roman" w:cs="Times New Roman" w:eastAsia="Times New Roman" w:hAnsi="Times New Roman"/>
-          <w:color w:val="000000"/>
-          <w:sz w:val="24"/>
-          <w:szCs w:val="24"/>
-          <w:rtl w:val="0"/>
-        </w:rPr>
-        <w:t xml:space="preserve">вши для всіх вели</w:t>
-      </w:r>
-      <w:r>
-        <w:rPr>
-          <w:rFonts w:ascii="Times New Roman" w:cs="Times New Roman" w:eastAsia="Times New Roman" w:hAnsi="Times New Roman"/>
-          <w:sz w:val="24"/>
-          <w:szCs w:val="24"/>
-          <w:rtl w:val="0"/>
-        </w:rPr>
-        <w:t xml:space="preserve">́</w:t>
-      </w:r>
-      <w:r>
-        <w:rPr>
-          <w:rFonts w:ascii="Times New Roman" w:cs="Times New Roman" w:eastAsia="Times New Roman" w:hAnsi="Times New Roman"/>
-          <w:color w:val="000000"/>
-          <w:sz w:val="24"/>
-          <w:szCs w:val="24"/>
-          <w:rtl w:val="0"/>
-        </w:rPr>
-        <w:t xml:space="preserve">ким ди</w:t>
-      </w:r>
-      <w:r>
-        <w:rPr>
-          <w:rFonts w:ascii="Times New Roman" w:cs="Times New Roman" w:eastAsia="Times New Roman" w:hAnsi="Times New Roman"/>
-          <w:sz w:val="24"/>
-          <w:szCs w:val="24"/>
-          <w:rtl w:val="0"/>
-        </w:rPr>
-        <w:t xml:space="preserve">́</w:t>
-      </w:r>
-      <w:r>
-        <w:rPr>
-          <w:rFonts w:ascii="Times New Roman" w:cs="Times New Roman" w:eastAsia="Times New Roman" w:hAnsi="Times New Roman"/>
-          <w:color w:val="000000"/>
-          <w:sz w:val="24"/>
-          <w:szCs w:val="24"/>
-          <w:rtl w:val="0"/>
-        </w:rPr>
-        <w:t xml:space="preserve">вом.</w:t>
-      </w:r>
-      <w:r>
-        <w:rPr>
-          <w:rtl w:val="0"/>
-        </w:rPr>
-      </w:r>
-    </w:p>
-    <w:p>
-      <w:pPr>
-        <w:spacing w:after="120" w:lineRule="auto"/>
-        <w:jc w:val="center"/>
-        <w:rPr>
-          <w:rFonts w:ascii="Times New Roman" w:cs="Times New Roman" w:eastAsia="Times New Roman" w:hAnsi="Times New Roman"/>
-          <w:b w:val="1"/>
-          <w:i w:val="1"/>
-          <w:color w:val="ff0000"/>
-          <w:sz w:val="24"/>
-          <w:szCs w:val="24"/>
-        </w:rPr>
-      </w:pPr>
-      <w:r>
-        <w:rPr>
-          <w:rFonts w:ascii="Times New Roman" w:cs="Times New Roman" w:eastAsia="Times New Roman" w:hAnsi="Times New Roman"/>
-          <w:b w:val="1"/>
-          <w:i w:val="1"/>
-          <w:color w:val="ff0000"/>
-          <w:sz w:val="24"/>
-          <w:szCs w:val="24"/>
-          <w:rtl w:val="0"/>
-        </w:rPr>
-        <w:t xml:space="preserve">Псалом 116</w:t>
-      </w:r>
-    </w:p>
-    <w:p>
-      <w:pPr>
-        <w:spacing w:after="120" w:lineRule="auto"/>
-        <w:jc w:val="both"/>
-        <w:rPr>
-          <w:rFonts w:ascii="Times New Roman" w:cs="Times New Roman" w:eastAsia="Times New Roman" w:hAnsi="Times New Roman"/>
-          <w:sz w:val="24"/>
-          <w:szCs w:val="24"/>
+          <w:sz w:val="24"/>
+          <w:szCs w:val="24"/>
+          <w:u w:val="single"/>
+          <w:rtl w:val="0"/>
+        </w:rPr>
+        <w:t xml:space="preserve">Хваліте Господа всі народи!* Прославляйте його всі люди!</w:t>
+      </w:r>
+      <w:r>
+        <w:rPr>
+          <w:rtl w:val="0"/>
+        </w:rPr>
+      </w:r>
+    </w:p>
+    <w:p>
+      <w:pPr>
+        <w:pStyle w:val="Normal"/>
+      </w:pPr>
+      <w:r>
+        <w:rPr>
+          <w:rFonts w:ascii="Times New Roman" w:hAnsi="Times New Roman"/>
+          <w:sz w:val="24"/>
+        </w:rPr>
+        <w:t>Із уст богослове́сних* прогримів ти богосло́вськими вче́ннями,* Софро́нію всеблаже́нний,* богосло́вивши якнайясніше Отця́ Безнача́льного,* і Собезнача́льного Си́на,* і Ду́ха Свято́го, співвічно Су́щого,* в Одності – Тро́йцю* і Одність – у Тро́йці:* Бо́га, єди́ного тото́жністю Істоти.</w:t>
+      </w:r>
+    </w:p>
+    <w:p>
+      <w:pPr>
+        <w:spacing w:after="120" w:lineRule="auto"/>
+        <w:jc w:val="both"/>
+        <w:rPr>
+          <w:rFonts w:ascii="Times New Roman" w:cs="Times New Roman" w:eastAsia="Times New Roman" w:hAnsi="Times New Roman"/>
+          <w:sz w:val="24"/>
+          <w:szCs w:val="24"/>
+          <w:u w:val="single"/>
         </w:rPr>
       </w:pPr>
       <w:r>
@@ -4070,1091 +3706,19 @@
           <w:u w:val="single"/>
           <w:rtl w:val="0"/>
         </w:rPr>
-        <w:t xml:space="preserve">Хваліте Господа всі народи!* Прославляйте його всі люди!</w:t>
-      </w:r>
-      <w:r>
-        <w:rPr>
-          <w:rtl w:val="0"/>
-        </w:rPr>
-      </w:r>
-    </w:p>
-    <w:p>
-      <w:pPr>
-        <w:spacing w:after="120" w:lineRule="auto"/>
-        <w:jc w:val="both"/>
-        <w:rPr>
-          <w:rFonts w:ascii="Times New Roman" w:cs="Times New Roman" w:eastAsia="Times New Roman" w:hAnsi="Times New Roman"/>
-          <w:sz w:val="24"/>
-          <w:szCs w:val="24"/>
-        </w:rPr>
-      </w:pPr>
-      <w:r>
-        <w:rPr>
-          <w:rFonts w:ascii="Times New Roman" w:cs="Times New Roman" w:eastAsia="Times New Roman" w:hAnsi="Times New Roman"/>
-          <w:color w:val="000000"/>
-          <w:sz w:val="24"/>
-          <w:szCs w:val="24"/>
-          <w:rtl w:val="0"/>
-        </w:rPr>
-        <w:t xml:space="preserve">Окра</w:t>
-      </w:r>
-      <w:r>
-        <w:rPr>
-          <w:rFonts w:ascii="Times New Roman" w:cs="Times New Roman" w:eastAsia="Times New Roman" w:hAnsi="Times New Roman"/>
-          <w:sz w:val="24"/>
-          <w:szCs w:val="24"/>
-          <w:rtl w:val="0"/>
-        </w:rPr>
-        <w:t xml:space="preserve">́</w:t>
-      </w:r>
-      <w:r>
-        <w:rPr>
-          <w:rFonts w:ascii="Times New Roman" w:cs="Times New Roman" w:eastAsia="Times New Roman" w:hAnsi="Times New Roman"/>
-          <w:color w:val="000000"/>
-          <w:sz w:val="24"/>
-          <w:szCs w:val="24"/>
-          <w:rtl w:val="0"/>
-        </w:rPr>
-        <w:t xml:space="preserve">сою мона</w:t>
-      </w:r>
-      <w:r>
-        <w:rPr>
-          <w:rFonts w:ascii="Times New Roman" w:cs="Times New Roman" w:eastAsia="Times New Roman" w:hAnsi="Times New Roman"/>
-          <w:sz w:val="24"/>
-          <w:szCs w:val="24"/>
-          <w:rtl w:val="0"/>
-        </w:rPr>
-        <w:t xml:space="preserve">́</w:t>
-      </w:r>
-      <w:r>
-        <w:rPr>
-          <w:rFonts w:ascii="Times New Roman" w:cs="Times New Roman" w:eastAsia="Times New Roman" w:hAnsi="Times New Roman"/>
-          <w:color w:val="000000"/>
-          <w:sz w:val="24"/>
-          <w:szCs w:val="24"/>
-          <w:rtl w:val="0"/>
-        </w:rPr>
-        <w:t xml:space="preserve">шества ста</w:t>
-      </w:r>
-      <w:r>
-        <w:rPr>
-          <w:rFonts w:ascii="Times New Roman" w:cs="Times New Roman" w:eastAsia="Times New Roman" w:hAnsi="Times New Roman"/>
-          <w:sz w:val="24"/>
-          <w:szCs w:val="24"/>
-          <w:rtl w:val="0"/>
-        </w:rPr>
-        <w:t xml:space="preserve">́</w:t>
-      </w:r>
-      <w:r>
-        <w:rPr>
-          <w:rFonts w:ascii="Times New Roman" w:cs="Times New Roman" w:eastAsia="Times New Roman" w:hAnsi="Times New Roman"/>
-          <w:color w:val="000000"/>
-          <w:sz w:val="24"/>
-          <w:szCs w:val="24"/>
-          <w:rtl w:val="0"/>
-        </w:rPr>
-        <w:t xml:space="preserve">вши,* згуртува</w:t>
-      </w:r>
-      <w:r>
-        <w:rPr>
-          <w:rFonts w:ascii="Times New Roman" w:cs="Times New Roman" w:eastAsia="Times New Roman" w:hAnsi="Times New Roman"/>
-          <w:sz w:val="24"/>
-          <w:szCs w:val="24"/>
-          <w:rtl w:val="0"/>
-        </w:rPr>
-        <w:t xml:space="preserve">́</w:t>
-      </w:r>
-      <w:r>
-        <w:rPr>
-          <w:rFonts w:ascii="Times New Roman" w:cs="Times New Roman" w:eastAsia="Times New Roman" w:hAnsi="Times New Roman"/>
-          <w:color w:val="000000"/>
-          <w:sz w:val="24"/>
-          <w:szCs w:val="24"/>
-          <w:rtl w:val="0"/>
-        </w:rPr>
-        <w:t xml:space="preserve">в ти незліченну рать,* щоб оспівувати Го</w:t>
-      </w:r>
-      <w:r>
-        <w:rPr>
-          <w:rFonts w:ascii="Times New Roman" w:cs="Times New Roman" w:eastAsia="Times New Roman" w:hAnsi="Times New Roman"/>
-          <w:sz w:val="24"/>
-          <w:szCs w:val="24"/>
-          <w:rtl w:val="0"/>
-        </w:rPr>
-        <w:t xml:space="preserve">́</w:t>
-      </w:r>
-      <w:r>
-        <w:rPr>
-          <w:rFonts w:ascii="Times New Roman" w:cs="Times New Roman" w:eastAsia="Times New Roman" w:hAnsi="Times New Roman"/>
-          <w:color w:val="000000"/>
-          <w:sz w:val="24"/>
-          <w:szCs w:val="24"/>
-          <w:rtl w:val="0"/>
-        </w:rPr>
-        <w:t xml:space="preserve">спода, преподо</w:t>
-      </w:r>
-      <w:r>
-        <w:rPr>
-          <w:rFonts w:ascii="Times New Roman" w:cs="Times New Roman" w:eastAsia="Times New Roman" w:hAnsi="Times New Roman"/>
-          <w:sz w:val="24"/>
-          <w:szCs w:val="24"/>
-          <w:rtl w:val="0"/>
-        </w:rPr>
-        <w:t xml:space="preserve">́</w:t>
-      </w:r>
-      <w:r>
-        <w:rPr>
-          <w:rFonts w:ascii="Times New Roman" w:cs="Times New Roman" w:eastAsia="Times New Roman" w:hAnsi="Times New Roman"/>
-          <w:color w:val="000000"/>
-          <w:sz w:val="24"/>
-          <w:szCs w:val="24"/>
-          <w:rtl w:val="0"/>
-        </w:rPr>
-        <w:t xml:space="preserve">бний о</w:t>
-      </w:r>
-      <w:r>
-        <w:rPr>
-          <w:rFonts w:ascii="Times New Roman" w:cs="Times New Roman" w:eastAsia="Times New Roman" w:hAnsi="Times New Roman"/>
-          <w:sz w:val="24"/>
-          <w:szCs w:val="24"/>
-          <w:rtl w:val="0"/>
-        </w:rPr>
-        <w:t xml:space="preserve">́</w:t>
-      </w:r>
-      <w:r>
-        <w:rPr>
-          <w:rFonts w:ascii="Times New Roman" w:cs="Times New Roman" w:eastAsia="Times New Roman" w:hAnsi="Times New Roman"/>
-          <w:color w:val="000000"/>
-          <w:sz w:val="24"/>
-          <w:szCs w:val="24"/>
-          <w:rtl w:val="0"/>
-        </w:rPr>
-        <w:t xml:space="preserve">тче наш,* і на Небе</w:t>
-      </w:r>
-      <w:r>
-        <w:rPr>
-          <w:rFonts w:ascii="Times New Roman" w:cs="Times New Roman" w:eastAsia="Times New Roman" w:hAnsi="Times New Roman"/>
-          <w:sz w:val="24"/>
-          <w:szCs w:val="24"/>
-          <w:rtl w:val="0"/>
-        </w:rPr>
-        <w:t xml:space="preserve">́</w:t>
-      </w:r>
-      <w:r>
-        <w:rPr>
-          <w:rFonts w:ascii="Times New Roman" w:cs="Times New Roman" w:eastAsia="Times New Roman" w:hAnsi="Times New Roman"/>
-          <w:color w:val="000000"/>
-          <w:sz w:val="24"/>
-          <w:szCs w:val="24"/>
-          <w:rtl w:val="0"/>
-        </w:rPr>
-        <w:t xml:space="preserve">сну стезю</w:t>
-      </w:r>
-      <w:r>
-        <w:rPr>
-          <w:rFonts w:ascii="Times New Roman" w:cs="Times New Roman" w:eastAsia="Times New Roman" w:hAnsi="Times New Roman"/>
-          <w:sz w:val="24"/>
-          <w:szCs w:val="24"/>
-          <w:rtl w:val="0"/>
-        </w:rPr>
-        <w:t xml:space="preserve">́</w:t>
-      </w:r>
-      <w:r>
-        <w:rPr>
-          <w:rFonts w:ascii="Times New Roman" w:cs="Times New Roman" w:eastAsia="Times New Roman" w:hAnsi="Times New Roman"/>
-          <w:color w:val="000000"/>
-          <w:sz w:val="24"/>
-          <w:szCs w:val="24"/>
-          <w:rtl w:val="0"/>
-        </w:rPr>
-        <w:t xml:space="preserve"> всіх наста</w:t>
-      </w:r>
-      <w:r>
-        <w:rPr>
-          <w:rFonts w:ascii="Times New Roman" w:cs="Times New Roman" w:eastAsia="Times New Roman" w:hAnsi="Times New Roman"/>
-          <w:sz w:val="24"/>
-          <w:szCs w:val="24"/>
-          <w:rtl w:val="0"/>
-        </w:rPr>
-        <w:t xml:space="preserve">́</w:t>
-      </w:r>
-      <w:r>
-        <w:rPr>
-          <w:rFonts w:ascii="Times New Roman" w:cs="Times New Roman" w:eastAsia="Times New Roman" w:hAnsi="Times New Roman"/>
-          <w:color w:val="000000"/>
-          <w:sz w:val="24"/>
-          <w:szCs w:val="24"/>
-          <w:rtl w:val="0"/>
-        </w:rPr>
-        <w:t xml:space="preserve">вив єси</w:t>
-      </w:r>
-      <w:r>
-        <w:rPr>
-          <w:rFonts w:ascii="Times New Roman" w:cs="Times New Roman" w:eastAsia="Times New Roman" w:hAnsi="Times New Roman"/>
-          <w:sz w:val="24"/>
-          <w:szCs w:val="24"/>
-          <w:rtl w:val="0"/>
-        </w:rPr>
-        <w:t xml:space="preserve">́</w:t>
-      </w:r>
-      <w:r>
-        <w:rPr>
-          <w:rFonts w:ascii="Times New Roman" w:cs="Times New Roman" w:eastAsia="Times New Roman" w:hAnsi="Times New Roman"/>
-          <w:color w:val="000000"/>
-          <w:sz w:val="24"/>
-          <w:szCs w:val="24"/>
-          <w:rtl w:val="0"/>
-        </w:rPr>
-        <w:t xml:space="preserve">,* хто гідно за боже</w:t>
-      </w:r>
-      <w:r>
-        <w:rPr>
-          <w:rFonts w:ascii="Times New Roman" w:cs="Times New Roman" w:eastAsia="Times New Roman" w:hAnsi="Times New Roman"/>
-          <w:sz w:val="24"/>
-          <w:szCs w:val="24"/>
-          <w:rtl w:val="0"/>
-        </w:rPr>
-        <w:t xml:space="preserve">́</w:t>
-      </w:r>
-      <w:r>
-        <w:rPr>
-          <w:rFonts w:ascii="Times New Roman" w:cs="Times New Roman" w:eastAsia="Times New Roman" w:hAnsi="Times New Roman"/>
-          <w:color w:val="000000"/>
-          <w:sz w:val="24"/>
-          <w:szCs w:val="24"/>
-          <w:rtl w:val="0"/>
-        </w:rPr>
-        <w:t xml:space="preserve">ственними твоїми вче</w:t>
-      </w:r>
-      <w:r>
-        <w:rPr>
-          <w:rFonts w:ascii="Times New Roman" w:cs="Times New Roman" w:eastAsia="Times New Roman" w:hAnsi="Times New Roman"/>
-          <w:sz w:val="24"/>
-          <w:szCs w:val="24"/>
-          <w:rtl w:val="0"/>
-        </w:rPr>
-        <w:t xml:space="preserve">́</w:t>
-      </w:r>
-      <w:r>
-        <w:rPr>
-          <w:rFonts w:ascii="Times New Roman" w:cs="Times New Roman" w:eastAsia="Times New Roman" w:hAnsi="Times New Roman"/>
-          <w:color w:val="000000"/>
-          <w:sz w:val="24"/>
-          <w:szCs w:val="24"/>
-          <w:rtl w:val="0"/>
-        </w:rPr>
-        <w:t xml:space="preserve">ннями послідував* і життя</w:t>
-      </w:r>
-      <w:r>
-        <w:rPr>
-          <w:rFonts w:ascii="Times New Roman" w:cs="Times New Roman" w:eastAsia="Times New Roman" w:hAnsi="Times New Roman"/>
-          <w:sz w:val="24"/>
-          <w:szCs w:val="24"/>
-          <w:rtl w:val="0"/>
-        </w:rPr>
-        <w:t xml:space="preserve">́</w:t>
-      </w:r>
-      <w:r>
-        <w:rPr>
-          <w:rFonts w:ascii="Times New Roman" w:cs="Times New Roman" w:eastAsia="Times New Roman" w:hAnsi="Times New Roman"/>
-          <w:color w:val="000000"/>
-          <w:sz w:val="24"/>
-          <w:szCs w:val="24"/>
-          <w:rtl w:val="0"/>
-        </w:rPr>
-        <w:t xml:space="preserve"> твоє</w:t>
-      </w:r>
-      <w:r>
-        <w:rPr>
-          <w:rFonts w:ascii="Times New Roman" w:cs="Times New Roman" w:eastAsia="Times New Roman" w:hAnsi="Times New Roman"/>
-          <w:sz w:val="24"/>
-          <w:szCs w:val="24"/>
-          <w:rtl w:val="0"/>
-        </w:rPr>
-        <w:t xml:space="preserve">́</w:t>
-      </w:r>
-      <w:r>
-        <w:rPr>
-          <w:rFonts w:ascii="Times New Roman" w:cs="Times New Roman" w:eastAsia="Times New Roman" w:hAnsi="Times New Roman"/>
-          <w:color w:val="000000"/>
-          <w:sz w:val="24"/>
-          <w:szCs w:val="24"/>
-          <w:rtl w:val="0"/>
-        </w:rPr>
-        <w:t xml:space="preserve"> доброче</w:t>
-      </w:r>
-      <w:r>
-        <w:rPr>
-          <w:rFonts w:ascii="Times New Roman" w:cs="Times New Roman" w:eastAsia="Times New Roman" w:hAnsi="Times New Roman"/>
-          <w:sz w:val="24"/>
-          <w:szCs w:val="24"/>
-          <w:rtl w:val="0"/>
-        </w:rPr>
-        <w:t xml:space="preserve">́</w:t>
-      </w:r>
-      <w:r>
-        <w:rPr>
-          <w:rFonts w:ascii="Times New Roman" w:cs="Times New Roman" w:eastAsia="Times New Roman" w:hAnsi="Times New Roman"/>
-          <w:color w:val="000000"/>
-          <w:sz w:val="24"/>
-          <w:szCs w:val="24"/>
-          <w:rtl w:val="0"/>
-        </w:rPr>
-        <w:t xml:space="preserve">сне наслідував, Блаже</w:t>
-      </w:r>
-      <w:r>
-        <w:rPr>
-          <w:rFonts w:ascii="Times New Roman" w:cs="Times New Roman" w:eastAsia="Times New Roman" w:hAnsi="Times New Roman"/>
-          <w:sz w:val="24"/>
-          <w:szCs w:val="24"/>
-          <w:rtl w:val="0"/>
-        </w:rPr>
-        <w:t xml:space="preserve">́</w:t>
-      </w:r>
-      <w:r>
-        <w:rPr>
-          <w:rFonts w:ascii="Times New Roman" w:cs="Times New Roman" w:eastAsia="Times New Roman" w:hAnsi="Times New Roman"/>
-          <w:color w:val="000000"/>
-          <w:sz w:val="24"/>
-          <w:szCs w:val="24"/>
-          <w:rtl w:val="0"/>
-        </w:rPr>
-        <w:t xml:space="preserve">нний;* їх ти зно</w:t>
-      </w:r>
-      <w:r>
-        <w:rPr>
-          <w:rFonts w:ascii="Times New Roman" w:cs="Times New Roman" w:eastAsia="Times New Roman" w:hAnsi="Times New Roman"/>
-          <w:sz w:val="24"/>
-          <w:szCs w:val="24"/>
-          <w:rtl w:val="0"/>
-        </w:rPr>
-        <w:t xml:space="preserve">́</w:t>
-      </w:r>
-      <w:r>
-        <w:rPr>
-          <w:rFonts w:ascii="Times New Roman" w:cs="Times New Roman" w:eastAsia="Times New Roman" w:hAnsi="Times New Roman"/>
-          <w:color w:val="000000"/>
-          <w:sz w:val="24"/>
-          <w:szCs w:val="24"/>
-          <w:rtl w:val="0"/>
-        </w:rPr>
-        <w:t xml:space="preserve">ву воєди</w:t>
-      </w:r>
-      <w:r>
-        <w:rPr>
-          <w:rFonts w:ascii="Times New Roman" w:cs="Times New Roman" w:eastAsia="Times New Roman" w:hAnsi="Times New Roman"/>
-          <w:sz w:val="24"/>
-          <w:szCs w:val="24"/>
-          <w:rtl w:val="0"/>
-        </w:rPr>
-        <w:t xml:space="preserve">́</w:t>
-      </w:r>
-      <w:r>
-        <w:rPr>
-          <w:rFonts w:ascii="Times New Roman" w:cs="Times New Roman" w:eastAsia="Times New Roman" w:hAnsi="Times New Roman"/>
-          <w:color w:val="000000"/>
-          <w:sz w:val="24"/>
-          <w:szCs w:val="24"/>
-          <w:rtl w:val="0"/>
-        </w:rPr>
-        <w:t xml:space="preserve">но зібра</w:t>
-      </w:r>
-      <w:r>
-        <w:rPr>
-          <w:rFonts w:ascii="Times New Roman" w:cs="Times New Roman" w:eastAsia="Times New Roman" w:hAnsi="Times New Roman"/>
-          <w:sz w:val="24"/>
-          <w:szCs w:val="24"/>
-          <w:rtl w:val="0"/>
-        </w:rPr>
-        <w:t xml:space="preserve">́</w:t>
-      </w:r>
-      <w:r>
-        <w:rPr>
-          <w:rFonts w:ascii="Times New Roman" w:cs="Times New Roman" w:eastAsia="Times New Roman" w:hAnsi="Times New Roman"/>
-          <w:color w:val="000000"/>
-          <w:sz w:val="24"/>
-          <w:szCs w:val="24"/>
-          <w:rtl w:val="0"/>
-        </w:rPr>
-        <w:t xml:space="preserve">в у твоє</w:t>
-      </w:r>
-      <w:r>
-        <w:rPr>
-          <w:rFonts w:ascii="Times New Roman" w:cs="Times New Roman" w:eastAsia="Times New Roman" w:hAnsi="Times New Roman"/>
-          <w:sz w:val="24"/>
-          <w:szCs w:val="24"/>
-          <w:rtl w:val="0"/>
-        </w:rPr>
-        <w:t xml:space="preserve">́</w:t>
-      </w:r>
-      <w:r>
-        <w:rPr>
-          <w:rFonts w:ascii="Times New Roman" w:cs="Times New Roman" w:eastAsia="Times New Roman" w:hAnsi="Times New Roman"/>
-          <w:color w:val="000000"/>
-          <w:sz w:val="24"/>
-          <w:szCs w:val="24"/>
-          <w:rtl w:val="0"/>
-        </w:rPr>
-        <w:t xml:space="preserve">му переста</w:t>
-      </w:r>
-      <w:r>
-        <w:rPr>
-          <w:rFonts w:ascii="Times New Roman" w:cs="Times New Roman" w:eastAsia="Times New Roman" w:hAnsi="Times New Roman"/>
-          <w:sz w:val="24"/>
-          <w:szCs w:val="24"/>
-          <w:rtl w:val="0"/>
-        </w:rPr>
-        <w:t xml:space="preserve">́</w:t>
-      </w:r>
-      <w:r>
-        <w:rPr>
-          <w:rFonts w:ascii="Times New Roman" w:cs="Times New Roman" w:eastAsia="Times New Roman" w:hAnsi="Times New Roman"/>
-          <w:color w:val="000000"/>
-          <w:sz w:val="24"/>
-          <w:szCs w:val="24"/>
-          <w:rtl w:val="0"/>
-        </w:rPr>
-        <w:t xml:space="preserve">вленні, Венеди</w:t>
-      </w:r>
-      <w:r>
-        <w:rPr>
-          <w:rFonts w:ascii="Times New Roman" w:cs="Times New Roman" w:eastAsia="Times New Roman" w:hAnsi="Times New Roman"/>
-          <w:sz w:val="24"/>
-          <w:szCs w:val="24"/>
-          <w:rtl w:val="0"/>
-        </w:rPr>
-        <w:t xml:space="preserve">́</w:t>
-      </w:r>
-      <w:r>
-        <w:rPr>
-          <w:rFonts w:ascii="Times New Roman" w:cs="Times New Roman" w:eastAsia="Times New Roman" w:hAnsi="Times New Roman"/>
-          <w:color w:val="000000"/>
-          <w:sz w:val="24"/>
-          <w:szCs w:val="24"/>
-          <w:rtl w:val="0"/>
-        </w:rPr>
-        <w:t xml:space="preserve">кте.</w:t>
-      </w:r>
-      <w:r>
-        <w:rPr>
-          <w:rtl w:val="0"/>
-        </w:rPr>
-      </w:r>
-    </w:p>
-    <w:p>
-      <w:pPr>
-        <w:spacing w:after="120" w:lineRule="auto"/>
-        <w:jc w:val="both"/>
-        <w:rPr>
-          <w:rFonts w:ascii="Times New Roman" w:cs="Times New Roman" w:eastAsia="Times New Roman" w:hAnsi="Times New Roman"/>
-          <w:sz w:val="24"/>
-          <w:szCs w:val="24"/>
-          <w:u w:val="single"/>
-        </w:rPr>
-      </w:pPr>
-      <w:r>
-        <w:rPr>
-          <w:rFonts w:ascii="Times New Roman" w:cs="Times New Roman" w:eastAsia="Times New Roman" w:hAnsi="Times New Roman"/>
-          <w:i w:val="1"/>
-          <w:color w:val="ff0000"/>
-          <w:sz w:val="24"/>
-          <w:szCs w:val="24"/>
-          <w:rtl w:val="0"/>
-        </w:rPr>
-        <w:t xml:space="preserve">Стих:</w:t>
-      </w:r>
-      <w:r>
-        <w:rPr>
-          <w:rFonts w:ascii="Times New Roman" w:cs="Times New Roman" w:eastAsia="Times New Roman" w:hAnsi="Times New Roman"/>
-          <w:i w:val="1"/>
-          <w:sz w:val="24"/>
-          <w:szCs w:val="24"/>
-          <w:rtl w:val="0"/>
-        </w:rPr>
-        <w:t xml:space="preserve"> </w:t>
-      </w:r>
-      <w:r>
-        <w:rPr>
-          <w:rFonts w:ascii="Times New Roman" w:cs="Times New Roman" w:eastAsia="Times New Roman" w:hAnsi="Times New Roman"/>
-          <w:sz w:val="24"/>
-          <w:szCs w:val="24"/>
-          <w:u w:val="single"/>
-          <w:rtl w:val="0"/>
-        </w:rPr>
         <w:t xml:space="preserve">Велике бо до нас його милосердя, і вірність Господа повіки.</w:t>
       </w:r>
     </w:p>
     <w:p>
       <w:pPr>
-        <w:spacing w:after="120" w:lineRule="auto"/>
-        <w:jc w:val="both"/>
-        <w:rPr>
-          <w:rFonts w:ascii="Times New Roman" w:cs="Times New Roman" w:eastAsia="Times New Roman" w:hAnsi="Times New Roman"/>
-          <w:color w:val="000000"/>
-          <w:sz w:val="24"/>
-          <w:szCs w:val="24"/>
-        </w:rPr>
-      </w:pPr>
-      <w:r>
-        <w:rPr>
-          <w:rFonts w:ascii="Times New Roman" w:cs="Times New Roman" w:eastAsia="Times New Roman" w:hAnsi="Times New Roman"/>
-          <w:color w:val="000000"/>
-          <w:sz w:val="24"/>
-          <w:szCs w:val="24"/>
-          <w:rtl w:val="0"/>
-        </w:rPr>
-        <w:t xml:space="preserve">Як у давнину</w:t>
-      </w:r>
-      <w:r>
-        <w:rPr>
-          <w:rFonts w:ascii="Times New Roman" w:cs="Times New Roman" w:eastAsia="Times New Roman" w:hAnsi="Times New Roman"/>
-          <w:sz w:val="24"/>
-          <w:szCs w:val="24"/>
-          <w:rtl w:val="0"/>
-        </w:rPr>
-        <w:t xml:space="preserve">́</w:t>
-      </w:r>
-      <w:r>
-        <w:rPr>
-          <w:rFonts w:ascii="Times New Roman" w:cs="Times New Roman" w:eastAsia="Times New Roman" w:hAnsi="Times New Roman"/>
-          <w:color w:val="000000"/>
-          <w:sz w:val="24"/>
-          <w:szCs w:val="24"/>
-          <w:rtl w:val="0"/>
-        </w:rPr>
-        <w:t xml:space="preserve"> Ілля</w:t>
-      </w:r>
-      <w:r>
-        <w:rPr>
-          <w:rFonts w:ascii="Times New Roman" w:cs="Times New Roman" w:eastAsia="Times New Roman" w:hAnsi="Times New Roman"/>
-          <w:sz w:val="24"/>
-          <w:szCs w:val="24"/>
-          <w:rtl w:val="0"/>
-        </w:rPr>
-        <w:t xml:space="preserve">́</w:t>
-      </w:r>
-      <w:r>
-        <w:rPr>
-          <w:rFonts w:ascii="Times New Roman" w:cs="Times New Roman" w:eastAsia="Times New Roman" w:hAnsi="Times New Roman"/>
-          <w:color w:val="000000"/>
-          <w:sz w:val="24"/>
-          <w:szCs w:val="24"/>
-          <w:rtl w:val="0"/>
-        </w:rPr>
-        <w:t xml:space="preserve">, Отче,* ти дощ боже</w:t>
-      </w:r>
-      <w:r>
-        <w:rPr>
-          <w:rFonts w:ascii="Times New Roman" w:cs="Times New Roman" w:eastAsia="Times New Roman" w:hAnsi="Times New Roman"/>
-          <w:sz w:val="24"/>
-          <w:szCs w:val="24"/>
-          <w:rtl w:val="0"/>
-        </w:rPr>
-        <w:t xml:space="preserve">́</w:t>
-      </w:r>
-      <w:r>
-        <w:rPr>
-          <w:rFonts w:ascii="Times New Roman" w:cs="Times New Roman" w:eastAsia="Times New Roman" w:hAnsi="Times New Roman"/>
-          <w:color w:val="000000"/>
-          <w:sz w:val="24"/>
-          <w:szCs w:val="24"/>
-          <w:rtl w:val="0"/>
-        </w:rPr>
-        <w:t xml:space="preserve">ственним молінням з не</w:t>
-      </w:r>
-      <w:r>
-        <w:rPr>
-          <w:rFonts w:ascii="Times New Roman" w:cs="Times New Roman" w:eastAsia="Times New Roman" w:hAnsi="Times New Roman"/>
-          <w:sz w:val="24"/>
-          <w:szCs w:val="24"/>
-          <w:rtl w:val="0"/>
-        </w:rPr>
-        <w:t xml:space="preserve">́</w:t>
-      </w:r>
-      <w:r>
-        <w:rPr>
-          <w:rFonts w:ascii="Times New Roman" w:cs="Times New Roman" w:eastAsia="Times New Roman" w:hAnsi="Times New Roman"/>
-          <w:color w:val="000000"/>
-          <w:sz w:val="24"/>
-          <w:szCs w:val="24"/>
-          <w:rtl w:val="0"/>
-        </w:rPr>
-        <w:t xml:space="preserve">ба спрова</w:t>
-      </w:r>
-      <w:r>
-        <w:rPr>
-          <w:rFonts w:ascii="Times New Roman" w:cs="Times New Roman" w:eastAsia="Times New Roman" w:hAnsi="Times New Roman"/>
-          <w:sz w:val="24"/>
-          <w:szCs w:val="24"/>
-          <w:rtl w:val="0"/>
-        </w:rPr>
-        <w:t xml:space="preserve">́</w:t>
-      </w:r>
-      <w:r>
-        <w:rPr>
-          <w:rFonts w:ascii="Times New Roman" w:cs="Times New Roman" w:eastAsia="Times New Roman" w:hAnsi="Times New Roman"/>
-          <w:color w:val="000000"/>
-          <w:sz w:val="24"/>
-          <w:szCs w:val="24"/>
-          <w:rtl w:val="0"/>
-        </w:rPr>
-        <w:t xml:space="preserve">див,* вчини</w:t>
-      </w:r>
-      <w:r>
-        <w:rPr>
-          <w:rFonts w:ascii="Times New Roman" w:cs="Times New Roman" w:eastAsia="Times New Roman" w:hAnsi="Times New Roman"/>
-          <w:sz w:val="24"/>
-          <w:szCs w:val="24"/>
-          <w:rtl w:val="0"/>
-        </w:rPr>
-        <w:t xml:space="preserve">́</w:t>
-      </w:r>
-      <w:r>
-        <w:rPr>
-          <w:rFonts w:ascii="Times New Roman" w:cs="Times New Roman" w:eastAsia="Times New Roman" w:hAnsi="Times New Roman"/>
-          <w:color w:val="000000"/>
-          <w:sz w:val="24"/>
-          <w:szCs w:val="24"/>
-          <w:rtl w:val="0"/>
-        </w:rPr>
-        <w:t xml:space="preserve">в, щоб гле</w:t>
-      </w:r>
-      <w:r>
-        <w:rPr>
-          <w:rFonts w:ascii="Times New Roman" w:cs="Times New Roman" w:eastAsia="Times New Roman" w:hAnsi="Times New Roman"/>
-          <w:sz w:val="24"/>
-          <w:szCs w:val="24"/>
-          <w:rtl w:val="0"/>
-        </w:rPr>
-        <w:t xml:space="preserve">́</w:t>
-      </w:r>
-      <w:r>
-        <w:rPr>
-          <w:rFonts w:ascii="Times New Roman" w:cs="Times New Roman" w:eastAsia="Times New Roman" w:hAnsi="Times New Roman"/>
-          <w:color w:val="000000"/>
-          <w:sz w:val="24"/>
-          <w:szCs w:val="24"/>
-          <w:rtl w:val="0"/>
-        </w:rPr>
-        <w:t xml:space="preserve">чик вито</w:t>
-      </w:r>
-      <w:r>
-        <w:rPr>
-          <w:rFonts w:ascii="Times New Roman" w:cs="Times New Roman" w:eastAsia="Times New Roman" w:hAnsi="Times New Roman"/>
-          <w:sz w:val="24"/>
-          <w:szCs w:val="24"/>
-          <w:rtl w:val="0"/>
-        </w:rPr>
-        <w:t xml:space="preserve">́</w:t>
-      </w:r>
-      <w:r>
-        <w:rPr>
-          <w:rFonts w:ascii="Times New Roman" w:cs="Times New Roman" w:eastAsia="Times New Roman" w:hAnsi="Times New Roman"/>
-          <w:color w:val="000000"/>
-          <w:sz w:val="24"/>
-          <w:szCs w:val="24"/>
-          <w:rtl w:val="0"/>
-        </w:rPr>
-        <w:t xml:space="preserve">чував із се</w:t>
-      </w:r>
-      <w:r>
-        <w:rPr>
-          <w:rFonts w:ascii="Times New Roman" w:cs="Times New Roman" w:eastAsia="Times New Roman" w:hAnsi="Times New Roman"/>
-          <w:sz w:val="24"/>
-          <w:szCs w:val="24"/>
-          <w:rtl w:val="0"/>
-        </w:rPr>
-        <w:t xml:space="preserve">́</w:t>
-      </w:r>
-      <w:r>
-        <w:rPr>
-          <w:rFonts w:ascii="Times New Roman" w:cs="Times New Roman" w:eastAsia="Times New Roman" w:hAnsi="Times New Roman"/>
-          <w:color w:val="000000"/>
-          <w:sz w:val="24"/>
-          <w:szCs w:val="24"/>
-          <w:rtl w:val="0"/>
-        </w:rPr>
-        <w:t xml:space="preserve">бе оли</w:t>
-      </w:r>
-      <w:r>
-        <w:rPr>
-          <w:rFonts w:ascii="Times New Roman" w:cs="Times New Roman" w:eastAsia="Times New Roman" w:hAnsi="Times New Roman"/>
-          <w:sz w:val="24"/>
-          <w:szCs w:val="24"/>
-          <w:rtl w:val="0"/>
-        </w:rPr>
-        <w:t xml:space="preserve">́</w:t>
-      </w:r>
-      <w:r>
-        <w:rPr>
-          <w:rFonts w:ascii="Times New Roman" w:cs="Times New Roman" w:eastAsia="Times New Roman" w:hAnsi="Times New Roman"/>
-          <w:color w:val="000000"/>
-          <w:sz w:val="24"/>
-          <w:szCs w:val="24"/>
-          <w:rtl w:val="0"/>
-        </w:rPr>
-        <w:t xml:space="preserve">ву,* і ме</w:t>
-      </w:r>
-      <w:r>
-        <w:rPr>
-          <w:rFonts w:ascii="Times New Roman" w:cs="Times New Roman" w:eastAsia="Times New Roman" w:hAnsi="Times New Roman"/>
-          <w:sz w:val="24"/>
-          <w:szCs w:val="24"/>
-          <w:rtl w:val="0"/>
-        </w:rPr>
-        <w:t xml:space="preserve">́</w:t>
-      </w:r>
-      <w:r>
-        <w:rPr>
-          <w:rFonts w:ascii="Times New Roman" w:cs="Times New Roman" w:eastAsia="Times New Roman" w:hAnsi="Times New Roman"/>
-          <w:color w:val="000000"/>
-          <w:sz w:val="24"/>
-          <w:szCs w:val="24"/>
-          <w:rtl w:val="0"/>
-        </w:rPr>
-        <w:t xml:space="preserve">ртвого воскреси</w:t>
-      </w:r>
-      <w:r>
-        <w:rPr>
-          <w:rFonts w:ascii="Times New Roman" w:cs="Times New Roman" w:eastAsia="Times New Roman" w:hAnsi="Times New Roman"/>
-          <w:sz w:val="24"/>
-          <w:szCs w:val="24"/>
-          <w:rtl w:val="0"/>
-        </w:rPr>
-        <w:t xml:space="preserve">́</w:t>
-      </w:r>
-      <w:r>
-        <w:rPr>
-          <w:rFonts w:ascii="Times New Roman" w:cs="Times New Roman" w:eastAsia="Times New Roman" w:hAnsi="Times New Roman"/>
-          <w:color w:val="000000"/>
-          <w:sz w:val="24"/>
-          <w:szCs w:val="24"/>
-          <w:rtl w:val="0"/>
-        </w:rPr>
-        <w:t xml:space="preserve">в єси</w:t>
-      </w:r>
-      <w:r>
-        <w:rPr>
-          <w:rFonts w:ascii="Times New Roman" w:cs="Times New Roman" w:eastAsia="Times New Roman" w:hAnsi="Times New Roman"/>
-          <w:sz w:val="24"/>
-          <w:szCs w:val="24"/>
-          <w:rtl w:val="0"/>
-        </w:rPr>
-        <w:t xml:space="preserve">́</w:t>
-      </w:r>
-      <w:r>
-        <w:rPr>
-          <w:rFonts w:ascii="Times New Roman" w:cs="Times New Roman" w:eastAsia="Times New Roman" w:hAnsi="Times New Roman"/>
-          <w:color w:val="000000"/>
-          <w:sz w:val="24"/>
-          <w:szCs w:val="24"/>
-          <w:rtl w:val="0"/>
-        </w:rPr>
-        <w:t xml:space="preserve">,* і бе</w:t>
-      </w:r>
-      <w:r>
-        <w:rPr>
-          <w:rFonts w:ascii="Times New Roman" w:cs="Times New Roman" w:eastAsia="Times New Roman" w:hAnsi="Times New Roman"/>
-          <w:sz w:val="24"/>
-          <w:szCs w:val="24"/>
-          <w:rtl w:val="0"/>
-        </w:rPr>
-        <w:t xml:space="preserve">́</w:t>
-      </w:r>
-      <w:r>
-        <w:rPr>
-          <w:rFonts w:ascii="Times New Roman" w:cs="Times New Roman" w:eastAsia="Times New Roman" w:hAnsi="Times New Roman"/>
-          <w:color w:val="000000"/>
-          <w:sz w:val="24"/>
-          <w:szCs w:val="24"/>
-          <w:rtl w:val="0"/>
-        </w:rPr>
-        <w:t xml:space="preserve">зліч інших чуде</w:t>
-      </w:r>
-      <w:r>
-        <w:rPr>
-          <w:rFonts w:ascii="Times New Roman" w:cs="Times New Roman" w:eastAsia="Times New Roman" w:hAnsi="Times New Roman"/>
-          <w:sz w:val="24"/>
-          <w:szCs w:val="24"/>
-          <w:rtl w:val="0"/>
-        </w:rPr>
-        <w:t xml:space="preserve">́</w:t>
-      </w:r>
-      <w:r>
-        <w:rPr>
-          <w:rFonts w:ascii="Times New Roman" w:cs="Times New Roman" w:eastAsia="Times New Roman" w:hAnsi="Times New Roman"/>
-          <w:color w:val="000000"/>
-          <w:sz w:val="24"/>
-          <w:szCs w:val="24"/>
-          <w:rtl w:val="0"/>
-        </w:rPr>
-        <w:t xml:space="preserve">с зверши</w:t>
-      </w:r>
-      <w:r>
-        <w:rPr>
-          <w:rFonts w:ascii="Times New Roman" w:cs="Times New Roman" w:eastAsia="Times New Roman" w:hAnsi="Times New Roman"/>
-          <w:sz w:val="24"/>
-          <w:szCs w:val="24"/>
-          <w:rtl w:val="0"/>
-        </w:rPr>
-        <w:t xml:space="preserve">́</w:t>
-      </w:r>
-      <w:r>
-        <w:rPr>
-          <w:rFonts w:ascii="Times New Roman" w:cs="Times New Roman" w:eastAsia="Times New Roman" w:hAnsi="Times New Roman"/>
-          <w:color w:val="000000"/>
-          <w:sz w:val="24"/>
-          <w:szCs w:val="24"/>
-          <w:rtl w:val="0"/>
-        </w:rPr>
-        <w:t xml:space="preserve">в єси</w:t>
-      </w:r>
-      <w:r>
-        <w:rPr>
-          <w:rFonts w:ascii="Times New Roman" w:cs="Times New Roman" w:eastAsia="Times New Roman" w:hAnsi="Times New Roman"/>
-          <w:sz w:val="24"/>
-          <w:szCs w:val="24"/>
-          <w:rtl w:val="0"/>
-        </w:rPr>
-        <w:t xml:space="preserve">́</w:t>
-      </w:r>
-      <w:r>
-        <w:rPr>
-          <w:rFonts w:ascii="Times New Roman" w:cs="Times New Roman" w:eastAsia="Times New Roman" w:hAnsi="Times New Roman"/>
-          <w:color w:val="000000"/>
-          <w:sz w:val="24"/>
-          <w:szCs w:val="24"/>
-          <w:rtl w:val="0"/>
-        </w:rPr>
-        <w:t xml:space="preserve">* на по</w:t>
-      </w:r>
-      <w:r>
-        <w:rPr>
-          <w:rFonts w:ascii="Times New Roman" w:cs="Times New Roman" w:eastAsia="Times New Roman" w:hAnsi="Times New Roman"/>
-          <w:sz w:val="24"/>
-          <w:szCs w:val="24"/>
-          <w:rtl w:val="0"/>
-        </w:rPr>
-        <w:t xml:space="preserve">́</w:t>
-      </w:r>
-      <w:r>
-        <w:rPr>
-          <w:rFonts w:ascii="Times New Roman" w:cs="Times New Roman" w:eastAsia="Times New Roman" w:hAnsi="Times New Roman"/>
-          <w:color w:val="000000"/>
-          <w:sz w:val="24"/>
-          <w:szCs w:val="24"/>
-          <w:rtl w:val="0"/>
-        </w:rPr>
-        <w:t xml:space="preserve">вну сла</w:t>
-      </w:r>
-      <w:r>
-        <w:rPr>
-          <w:rFonts w:ascii="Times New Roman" w:cs="Times New Roman" w:eastAsia="Times New Roman" w:hAnsi="Times New Roman"/>
-          <w:sz w:val="24"/>
-          <w:szCs w:val="24"/>
-          <w:rtl w:val="0"/>
-        </w:rPr>
-        <w:t xml:space="preserve">́</w:t>
-      </w:r>
-      <w:r>
-        <w:rPr>
-          <w:rFonts w:ascii="Times New Roman" w:cs="Times New Roman" w:eastAsia="Times New Roman" w:hAnsi="Times New Roman"/>
-          <w:color w:val="000000"/>
-          <w:sz w:val="24"/>
-          <w:szCs w:val="24"/>
-          <w:rtl w:val="0"/>
-        </w:rPr>
-        <w:t xml:space="preserve">ву Бо</w:t>
-      </w:r>
-      <w:r>
-        <w:rPr>
-          <w:rFonts w:ascii="Times New Roman" w:cs="Times New Roman" w:eastAsia="Times New Roman" w:hAnsi="Times New Roman"/>
-          <w:sz w:val="24"/>
-          <w:szCs w:val="24"/>
-          <w:rtl w:val="0"/>
-        </w:rPr>
-        <w:t xml:space="preserve">́</w:t>
-      </w:r>
-      <w:r>
-        <w:rPr>
-          <w:rFonts w:ascii="Times New Roman" w:cs="Times New Roman" w:eastAsia="Times New Roman" w:hAnsi="Times New Roman"/>
-          <w:color w:val="000000"/>
-          <w:sz w:val="24"/>
-          <w:szCs w:val="24"/>
-          <w:rtl w:val="0"/>
-        </w:rPr>
-        <w:t xml:space="preserve">га і Спа</w:t>
-      </w:r>
-      <w:r>
-        <w:rPr>
-          <w:rFonts w:ascii="Times New Roman" w:cs="Times New Roman" w:eastAsia="Times New Roman" w:hAnsi="Times New Roman"/>
-          <w:sz w:val="24"/>
-          <w:szCs w:val="24"/>
-          <w:rtl w:val="0"/>
-        </w:rPr>
-        <w:t xml:space="preserve">́</w:t>
-      </w:r>
-      <w:r>
-        <w:rPr>
-          <w:rFonts w:ascii="Times New Roman" w:cs="Times New Roman" w:eastAsia="Times New Roman" w:hAnsi="Times New Roman"/>
-          <w:color w:val="000000"/>
-          <w:sz w:val="24"/>
-          <w:szCs w:val="24"/>
-          <w:rtl w:val="0"/>
-        </w:rPr>
-        <w:t xml:space="preserve">са, преподо</w:t>
-      </w:r>
-      <w:r>
-        <w:rPr>
-          <w:rFonts w:ascii="Times New Roman" w:cs="Times New Roman" w:eastAsia="Times New Roman" w:hAnsi="Times New Roman"/>
-          <w:sz w:val="24"/>
-          <w:szCs w:val="24"/>
-          <w:rtl w:val="0"/>
-        </w:rPr>
-        <w:t xml:space="preserve">́</w:t>
-      </w:r>
-      <w:r>
-        <w:rPr>
-          <w:rFonts w:ascii="Times New Roman" w:cs="Times New Roman" w:eastAsia="Times New Roman" w:hAnsi="Times New Roman"/>
-          <w:color w:val="000000"/>
-          <w:sz w:val="24"/>
-          <w:szCs w:val="24"/>
-          <w:rtl w:val="0"/>
-        </w:rPr>
-        <w:t xml:space="preserve">бний;* тому</w:t>
-      </w:r>
-      <w:r>
-        <w:rPr>
-          <w:rFonts w:ascii="Times New Roman" w:cs="Times New Roman" w:eastAsia="Times New Roman" w:hAnsi="Times New Roman"/>
-          <w:sz w:val="24"/>
-          <w:szCs w:val="24"/>
-          <w:rtl w:val="0"/>
-        </w:rPr>
-        <w:t xml:space="preserve">́</w:t>
-      </w:r>
-      <w:r>
-        <w:rPr>
-          <w:rFonts w:ascii="Times New Roman" w:cs="Times New Roman" w:eastAsia="Times New Roman" w:hAnsi="Times New Roman"/>
-          <w:color w:val="000000"/>
-          <w:sz w:val="24"/>
-          <w:szCs w:val="24"/>
-          <w:rtl w:val="0"/>
-        </w:rPr>
-        <w:t xml:space="preserve"> твою</w:t>
-      </w:r>
-      <w:r>
-        <w:rPr>
-          <w:rFonts w:ascii="Times New Roman" w:cs="Times New Roman" w:eastAsia="Times New Roman" w:hAnsi="Times New Roman"/>
-          <w:sz w:val="24"/>
-          <w:szCs w:val="24"/>
-          <w:rtl w:val="0"/>
-        </w:rPr>
-        <w:t xml:space="preserve">́</w:t>
-      </w:r>
-      <w:r>
-        <w:rPr>
-          <w:rFonts w:ascii="Times New Roman" w:cs="Times New Roman" w:eastAsia="Times New Roman" w:hAnsi="Times New Roman"/>
-          <w:color w:val="000000"/>
-          <w:sz w:val="24"/>
-          <w:szCs w:val="24"/>
-          <w:rtl w:val="0"/>
-        </w:rPr>
-        <w:t xml:space="preserve"> в Бо</w:t>
-      </w:r>
-      <w:r>
-        <w:rPr>
-          <w:rFonts w:ascii="Times New Roman" w:cs="Times New Roman" w:eastAsia="Times New Roman" w:hAnsi="Times New Roman"/>
-          <w:sz w:val="24"/>
-          <w:szCs w:val="24"/>
-          <w:rtl w:val="0"/>
-        </w:rPr>
-        <w:t xml:space="preserve">́</w:t>
-      </w:r>
-      <w:r>
-        <w:rPr>
-          <w:rFonts w:ascii="Times New Roman" w:cs="Times New Roman" w:eastAsia="Times New Roman" w:hAnsi="Times New Roman"/>
-          <w:color w:val="000000"/>
-          <w:sz w:val="24"/>
-          <w:szCs w:val="24"/>
-          <w:rtl w:val="0"/>
-        </w:rPr>
-        <w:t xml:space="preserve">зі па</w:t>
-      </w:r>
-      <w:r>
-        <w:rPr>
-          <w:rFonts w:ascii="Times New Roman" w:cs="Times New Roman" w:eastAsia="Times New Roman" w:hAnsi="Times New Roman"/>
-          <w:sz w:val="24"/>
-          <w:szCs w:val="24"/>
-          <w:rtl w:val="0"/>
-        </w:rPr>
-        <w:t xml:space="preserve">́</w:t>
-      </w:r>
-      <w:r>
-        <w:rPr>
-          <w:rFonts w:ascii="Times New Roman" w:cs="Times New Roman" w:eastAsia="Times New Roman" w:hAnsi="Times New Roman"/>
-          <w:color w:val="000000"/>
-          <w:sz w:val="24"/>
-          <w:szCs w:val="24"/>
-          <w:rtl w:val="0"/>
-        </w:rPr>
-        <w:t xml:space="preserve">м’ять* святку</w:t>
-      </w:r>
-      <w:r>
-        <w:rPr>
-          <w:rFonts w:ascii="Times New Roman" w:cs="Times New Roman" w:eastAsia="Times New Roman" w:hAnsi="Times New Roman"/>
-          <w:sz w:val="24"/>
-          <w:szCs w:val="24"/>
-          <w:rtl w:val="0"/>
-        </w:rPr>
-        <w:t xml:space="preserve">́</w:t>
-      </w:r>
-      <w:r>
-        <w:rPr>
-          <w:rFonts w:ascii="Times New Roman" w:cs="Times New Roman" w:eastAsia="Times New Roman" w:hAnsi="Times New Roman"/>
-          <w:color w:val="000000"/>
-          <w:sz w:val="24"/>
-          <w:szCs w:val="24"/>
-          <w:rtl w:val="0"/>
-        </w:rPr>
-        <w:t xml:space="preserve">ємо з любо</w:t>
-      </w:r>
-      <w:r>
-        <w:rPr>
-          <w:rFonts w:ascii="Times New Roman" w:cs="Times New Roman" w:eastAsia="Times New Roman" w:hAnsi="Times New Roman"/>
-          <w:sz w:val="24"/>
-          <w:szCs w:val="24"/>
-          <w:rtl w:val="0"/>
-        </w:rPr>
-        <w:t xml:space="preserve">́</w:t>
-      </w:r>
-      <w:r>
-        <w:rPr>
-          <w:rFonts w:ascii="Times New Roman" w:cs="Times New Roman" w:eastAsia="Times New Roman" w:hAnsi="Times New Roman"/>
-          <w:color w:val="000000"/>
-          <w:sz w:val="24"/>
-          <w:szCs w:val="24"/>
-          <w:rtl w:val="0"/>
-        </w:rPr>
-        <w:t xml:space="preserve">в’ю, Венеди</w:t>
-      </w:r>
-      <w:r>
-        <w:rPr>
-          <w:rFonts w:ascii="Times New Roman" w:cs="Times New Roman" w:eastAsia="Times New Roman" w:hAnsi="Times New Roman"/>
-          <w:sz w:val="24"/>
-          <w:szCs w:val="24"/>
-          <w:rtl w:val="0"/>
-        </w:rPr>
-        <w:t xml:space="preserve">́</w:t>
-      </w:r>
-      <w:r>
-        <w:rPr>
-          <w:rFonts w:ascii="Times New Roman" w:cs="Times New Roman" w:eastAsia="Times New Roman" w:hAnsi="Times New Roman"/>
-          <w:color w:val="000000"/>
-          <w:sz w:val="24"/>
-          <w:szCs w:val="24"/>
-          <w:rtl w:val="0"/>
-        </w:rPr>
-        <w:t xml:space="preserve">кте.</w:t>
+        <w:pStyle w:val="Normal"/>
+      </w:pPr>
+      <w:r>
+        <w:rPr>
+          <w:rFonts w:ascii="Times New Roman" w:hAnsi="Times New Roman"/>
+          <w:sz w:val="24"/>
+        </w:rPr>
+        <w:t>Прему́дро навча́в ти, всему́дрий,* що Сло́во Безпло́тне, з Отце́м Собезнача́льне,* з пло́ттю по іпоста́сі з’єдна́лося* без переміни і злиття́,* з подвійною дією обо́х приро́д,* із яки́х склада́ється і в яки́х спогляда́ється* – Єди́ний Су́щий,* єство́м нероздільний* і в обо́х приро́дах пізна́ваний.</w:t>
       </w:r>
     </w:p>
     <w:p>
